--- a/S9_Knowledge_especificacion_visor_panel_permisos.docx
+++ b/S9_Knowledge_especificacion_visor_panel_permisos.docx
@@ -321,7 +321,7 @@
               <w:rPr>
                 <w:b w:val="0"/>
               </w:rPr>
-              <w:t>http://192.168.1.205:8088</w:t>
+              <w:t>http://IP-VM105-REDACTADA:8088</w:t>
             </w:r>
           </w:p>
         </w:tc>
@@ -6240,7 +6240,7 @@
         <w:pStyle w:val="ListBullet"/>
       </w:pPr>
       <w:r>
-        <w:t>Fase inicial: solo LAN por http://192.168.1.205:8088.</w:t>
+        <w:t>Fase inicial: solo LAN por http://IP-VM105-REDACTADA:8088.</w:t>
       </w:r>
     </w:p>
     <w:p>
@@ -7122,7 +7122,7 @@
         <w:pStyle w:val="ListBullet"/>
       </w:pPr>
       <w:r>
-        <w:t>Se abre http://192.168.1.205:8088 desde LAN.</w:t>
+        <w:t>Se abre http://IP-VM105-REDACTADA:8088 desde LAN.</w:t>
       </w:r>
     </w:p>
     <w:p>
